--- a/Data/word/Invoice05-DynamoCreativesInc.docx
+++ b/Data/word/Invoice05-DynamoCreativesInc.docx
@@ -5,6 +5,7 @@
     <w:p>
       <w:pPr>
         <w:pStyle w:val="Title"/>
+        <w:jc w:val="center"/>
       </w:pPr>
       <w:r>
         <w:rPr>
@@ -60,6 +61,8 @@
       <w:pPr>
         <w:pStyle w:val="Heading1"/>
       </w:pPr>
+      <w:bookmarkStart w:id="0" w:name="_GoBack"/>
+      <w:bookmarkEnd w:id="0"/>
       <w:r>
         <w:rPr>
           <w:w w:val="90"/>
@@ -203,99 +206,123 @@
         <w:t>91761</w:t>
       </w:r>
     </w:p>
-    <w:tbl>
-      <w:tblPr>
-        <w:tblStyle w:val="TableGrid"/>
-        <w:tblpPr w:leftFromText="180" w:rightFromText="180" w:vertAnchor="text" w:horzAnchor="margin" w:tblpXSpec="right" w:tblpY="-2321"/>
-        <w:tblW w:w="2934" w:type="dxa"/>
-        <w:tblLook w:val="04A0" w:firstRow="1" w:lastRow="0" w:firstColumn="1" w:lastColumn="0" w:noHBand="0" w:noVBand="1"/>
-      </w:tblPr>
-      <w:tblGrid>
-        <w:gridCol w:w="2934"/>
-      </w:tblGrid>
-      <w:tr>
-        <w:trPr>
-          <w:trHeight w:val="332"/>
-        </w:trPr>
-        <w:tc>
-          <w:tcPr>
-            <w:tcW w:w="2934" w:type="dxa"/>
-          </w:tcPr>
-          <w:p>
-            <w:pPr>
-              <w:spacing w:before="136" w:line="403" w:lineRule="auto"/>
-              <w:ind w:right="38"/>
-            </w:pPr>
-            <w:r>
-              <w:t>Invoice</w:t>
-            </w:r>
-            <w:r>
-              <w:t xml:space="preserve"> No.:</w:t>
-            </w:r>
-            <w:r>
-              <w:t xml:space="preserve"> DV-001</w:t>
-            </w:r>
-          </w:p>
-        </w:tc>
-      </w:tr>
-      <w:tr>
-        <w:trPr>
-          <w:trHeight w:val="332"/>
-        </w:trPr>
-        <w:tc>
-          <w:tcPr>
-            <w:tcW w:w="2934" w:type="dxa"/>
-          </w:tcPr>
-          <w:p>
-            <w:pPr>
-              <w:spacing w:before="136" w:line="403" w:lineRule="auto"/>
-              <w:ind w:right="38"/>
-            </w:pPr>
-            <w:r>
-              <w:t>Date</w:t>
-            </w:r>
-            <w:r>
-              <w:t xml:space="preserve">: </w:t>
-            </w:r>
-            <w:r>
-              <w:t xml:space="preserve"> 18 / 04 / 2025</w:t>
-            </w:r>
-          </w:p>
-        </w:tc>
-      </w:tr>
-    </w:tbl>
     <w:p>
       <w:pPr>
         <w:spacing w:before="136" w:line="403" w:lineRule="auto"/>
         <w:ind w:left="200" w:right="38"/>
+        <w:rPr>
+          <w:rFonts w:ascii="Tahoma"/>
+          <w:b/>
+          <w:sz w:val="26"/>
+        </w:rPr>
       </w:pPr>
       <w:r>
         <w:br w:type="column"/>
       </w:r>
-    </w:p>
-    <w:p>
-      <w:pPr>
-        <w:spacing w:before="136" w:line="403" w:lineRule="auto"/>
-        <w:ind w:left="200" w:right="38"/>
-      </w:pPr>
-      <w:r>
-        <w:t xml:space="preserve">                                     </w:t>
-      </w:r>
-    </w:p>
-    <w:p>
-      <w:pPr>
-        <w:spacing w:before="136" w:line="403" w:lineRule="auto"/>
-        <w:ind w:left="200" w:right="38"/>
-      </w:pPr>
-      <w:r>
-        <w:t xml:space="preserve">                                   </w:t>
-      </w:r>
-    </w:p>
-    <w:p>
-      <w:pPr>
-        <w:spacing w:before="136" w:line="403" w:lineRule="auto"/>
-        <w:ind w:left="200" w:right="38"/>
-      </w:pPr>
+      <w:r>
+        <w:rPr>
+          <w:rFonts w:ascii="Tahoma"/>
+          <w:b/>
+          <w:spacing w:val="20"/>
+          <w:w w:val="85"/>
+          <w:sz w:val="26"/>
+        </w:rPr>
+        <w:t xml:space="preserve">Invoice# </w:t>
+      </w:r>
+      <w:r>
+        <w:rPr>
+          <w:rFonts w:ascii="Tahoma"/>
+          <w:b/>
+          <w:spacing w:val="-4"/>
+          <w:sz w:val="26"/>
+        </w:rPr>
+        <w:t>Date</w:t>
+      </w:r>
+    </w:p>
+    <w:p>
+      <w:pPr>
+        <w:pStyle w:val="Heading1"/>
+        <w:spacing w:before="137" w:line="420" w:lineRule="auto"/>
+        <w:ind w:right="456" w:firstLine="816"/>
+        <w:rPr>
+          <w:rFonts w:ascii="Trebuchet MS"/>
+        </w:rPr>
+      </w:pPr>
+      <w:r>
+        <w:br w:type="column"/>
+      </w:r>
+      <w:r>
+        <w:rPr>
+          <w:rFonts w:ascii="Trebuchet MS"/>
+          <w:spacing w:val="-2"/>
+          <w:w w:val="105"/>
+        </w:rPr>
+        <w:t xml:space="preserve">DV-001 </w:t>
+      </w:r>
+      <w:r>
+        <w:rPr>
+          <w:rFonts w:ascii="Trebuchet MS"/>
+          <w:w w:val="105"/>
+        </w:rPr>
+        <w:t>18</w:t>
+      </w:r>
+      <w:r>
+        <w:rPr>
+          <w:rFonts w:ascii="Trebuchet MS"/>
+          <w:spacing w:val="-19"/>
+          <w:w w:val="105"/>
+        </w:rPr>
+        <w:t xml:space="preserve"> </w:t>
+      </w:r>
+      <w:r>
+        <w:rPr>
+          <w:rFonts w:ascii="Trebuchet MS"/>
+        </w:rPr>
+        <w:t>/</w:t>
+      </w:r>
+      <w:r>
+        <w:rPr>
+          <w:rFonts w:ascii="Trebuchet MS"/>
+          <w:spacing w:val="-14"/>
+        </w:rPr>
+        <w:t xml:space="preserve"> </w:t>
+      </w:r>
+      <w:r>
+        <w:rPr>
+          <w:rFonts w:ascii="Trebuchet MS"/>
+          <w:w w:val="105"/>
+        </w:rPr>
+        <w:t>04</w:t>
+      </w:r>
+      <w:r>
+        <w:rPr>
+          <w:rFonts w:ascii="Trebuchet MS"/>
+          <w:spacing w:val="-18"/>
+          <w:w w:val="105"/>
+        </w:rPr>
+        <w:t xml:space="preserve"> </w:t>
+      </w:r>
+      <w:r>
+        <w:rPr>
+          <w:rFonts w:ascii="Trebuchet MS"/>
+        </w:rPr>
+        <w:t>/</w:t>
+      </w:r>
+      <w:r>
+        <w:rPr>
+          <w:rFonts w:ascii="Trebuchet MS"/>
+          <w:spacing w:val="-14"/>
+        </w:rPr>
+        <w:t xml:space="preserve"> </w:t>
+      </w:r>
+      <w:r>
+        <w:rPr>
+          <w:rFonts w:ascii="Trebuchet MS"/>
+          <w:spacing w:val="-4"/>
+          <w:w w:val="105"/>
+        </w:rPr>
+        <w:t>2025</w:t>
+      </w:r>
     </w:p>
     <w:p>
       <w:pPr>
@@ -323,8 +350,6 @@
           <w:sz w:val="20"/>
         </w:rPr>
       </w:pPr>
-      <w:bookmarkStart w:id="0" w:name="_GoBack"/>
-      <w:bookmarkEnd w:id="0"/>
     </w:p>
     <w:p>
       <w:pPr>
@@ -420,7 +445,7 @@
           </mc:Choice>
           <mc:Fallback>
             <w:pict>
-              <v:group w14:anchorId="3245FAB8" id="Group 1" o:spid="_x0000_s1026" style="width:468.8pt;height:.75pt;mso-position-horizontal-relative:char;mso-position-vertical-relative:line" coordsize="59537,95" o:gfxdata="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">
+              <v:group w14:anchorId="36AD682C" id="Group 1" o:spid="_x0000_s1026" style="width:468.8pt;height:.75pt;mso-position-horizontal-relative:char;mso-position-vertical-relative:line" coordsize="59537,95" o:gfxdata="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">
                 <v:shape id="Graphic 2" o:spid="_x0000_s1027" style="position:absolute;top:44;width:59537;height:13;visibility:visible;mso-wrap-style:square;v-text-anchor:top" coordsize="5953760,1270" o:gfxdata="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" path="m,l5953759,e" filled="f" strokeweight=".24889mm">
                   <v:path arrowok="t"/>
                 </v:shape>
@@ -917,6 +942,15 @@
     <w:p>
       <w:pPr>
         <w:pStyle w:val="BodyText"/>
+        <w:spacing w:before="11"/>
+        <w:rPr>
+          <w:sz w:val="18"/>
+        </w:rPr>
+      </w:pPr>
+    </w:p>
+    <w:p>
+      <w:pPr>
+        <w:pStyle w:val="BodyText"/>
         <w:rPr>
           <w:sz w:val="18"/>
         </w:rPr>
@@ -931,170 +965,123 @@
     <w:p>
       <w:pPr>
         <w:spacing w:before="103"/>
+        <w:ind w:left="200"/>
         <w:rPr>
           <w:rFonts w:ascii="Tahoma"/>
           <w:b/>
         </w:rPr>
       </w:pPr>
-    </w:p>
-    <w:p>
-      <w:pPr>
-        <w:spacing w:before="103"/>
+      <w:r>
+        <w:rPr>
+          <w:rFonts w:ascii="Tahoma"/>
+          <w:b/>
+        </w:rPr>
+        <w:t>PAYMENT</w:t>
+      </w:r>
+      <w:r>
+        <w:rPr>
+          <w:rFonts w:ascii="Tahoma"/>
+          <w:b/>
+          <w:spacing w:val="9"/>
+        </w:rPr>
+        <w:t xml:space="preserve"> </w:t>
+      </w:r>
+      <w:r>
         <w:rPr>
           <w:rFonts w:ascii="Tahoma"/>
           <w:b/>
           <w:spacing w:val="-2"/>
         </w:rPr>
-      </w:pPr>
-      <w:r>
-        <w:rPr>
-          <w:rFonts w:ascii="Tahoma"/>
-          <w:b/>
-        </w:rPr>
-        <w:t>PAYMENT</w:t>
-      </w:r>
-      <w:r>
-        <w:rPr>
-          <w:rFonts w:ascii="Tahoma"/>
-          <w:b/>
-          <w:spacing w:val="9"/>
+        <w:t>METHOD</w:t>
+      </w:r>
+    </w:p>
+    <w:p>
+      <w:pPr>
+        <w:pStyle w:val="BodyText"/>
+        <w:spacing w:before="233" w:line="357" w:lineRule="auto"/>
+        <w:ind w:left="200" w:right="1458"/>
+      </w:pPr>
+      <w:r>
+        <w:rPr>
+          <w:w w:val="110"/>
+        </w:rPr>
+        <w:t xml:space="preserve">Bank </w:t>
+      </w:r>
+      <w:proofErr w:type="spellStart"/>
+      <w:proofErr w:type="gramStart"/>
+      <w:r>
+        <w:rPr>
+          <w:w w:val="110"/>
+        </w:rPr>
+        <w:t>Name:Faisal</w:t>
+      </w:r>
+      <w:proofErr w:type="spellEnd"/>
+      <w:proofErr w:type="gramEnd"/>
+      <w:r>
+        <w:rPr>
+          <w:w w:val="110"/>
+        </w:rPr>
+        <w:t xml:space="preserve"> Bank Account</w:t>
+      </w:r>
+      <w:r>
+        <w:rPr>
+          <w:spacing w:val="-12"/>
+          <w:w w:val="110"/>
         </w:rPr>
         <w:t xml:space="preserve"> </w:t>
       </w:r>
-      <w:r>
-        <w:rPr>
-          <w:rFonts w:ascii="Tahoma"/>
-          <w:b/>
-          <w:spacing w:val="-2"/>
-        </w:rPr>
-        <w:t>METHOD</w:t>
-      </w:r>
-      <w:r>
-        <w:rPr>
-          <w:rFonts w:ascii="Tahoma"/>
-          <w:b/>
-          <w:spacing w:val="-2"/>
-        </w:rPr>
-        <w:br/>
-      </w:r>
-    </w:p>
-    <w:p>
-      <w:pPr>
-        <w:rPr>
-          <w:rFonts w:ascii="Calibri" w:eastAsia="Times New Roman" w:hAnsi="Calibri" w:cs="Calibri"/>
-          <w:color w:val="000000"/>
-        </w:rPr>
-      </w:pPr>
+      <w:proofErr w:type="spellStart"/>
       <w:r>
         <w:rPr>
           <w:w w:val="110"/>
         </w:rPr>
-        <w:t>Bank:</w:t>
-      </w:r>
-      <w:r>
-        <w:rPr>
-          <w:w w:val="110"/>
-        </w:rPr>
-        <w:t xml:space="preserve"> </w:t>
-      </w:r>
-      <w:r>
-        <w:rPr>
-          <w:w w:val="110"/>
-        </w:rPr>
-        <w:t xml:space="preserve">Faisal Bank </w:t>
-      </w:r>
-      <w:r>
-        <w:rPr>
-          <w:w w:val="110"/>
-        </w:rPr>
-        <w:br/>
-      </w:r>
-      <w:r>
-        <w:rPr>
-          <w:w w:val="110"/>
-        </w:rPr>
-        <w:t>Name:</w:t>
-      </w:r>
-      <w:r>
-        <w:rPr>
-          <w:w w:val="110"/>
-        </w:rPr>
-        <w:t xml:space="preserve"> </w:t>
-      </w:r>
-      <w:r>
-        <w:rPr>
-          <w:rFonts w:ascii="Calibri" w:eastAsia="Times New Roman" w:hAnsi="Calibri" w:cs="Calibri"/>
-          <w:color w:val="000000"/>
-        </w:rPr>
-        <w:t xml:space="preserve">Syed Muhammad </w:t>
-      </w:r>
-      <w:proofErr w:type="spellStart"/>
-      <w:r>
-        <w:rPr>
-          <w:rFonts w:ascii="Calibri" w:eastAsia="Times New Roman" w:hAnsi="Calibri" w:cs="Calibri"/>
-          <w:color w:val="000000"/>
-        </w:rPr>
-        <w:t>Daniyal</w:t>
+        <w:t>Name:Dynaverse</w:t>
       </w:r>
       <w:proofErr w:type="spellEnd"/>
-      <w:r>
-        <w:rPr>
-          <w:rFonts w:ascii="Calibri" w:eastAsia="Times New Roman" w:hAnsi="Calibri" w:cs="Calibri"/>
-          <w:color w:val="000000"/>
-        </w:rPr>
-        <w:t xml:space="preserve"> Rizvi</w:t>
-      </w:r>
-      <w:r>
-        <w:rPr>
-          <w:rFonts w:ascii="Calibri" w:eastAsia="Times New Roman" w:hAnsi="Calibri" w:cs="Calibri"/>
-          <w:color w:val="000000"/>
-        </w:rPr>
-        <w:t xml:space="preserve">                           </w:t>
-      </w:r>
     </w:p>
     <w:p>
       <w:pPr>
         <w:pStyle w:val="BodyText"/>
         <w:spacing w:before="1"/>
-      </w:pPr>
-      <w:r>
-        <w:t>IBAN</w:t>
+        <w:ind w:left="200"/>
+      </w:pPr>
+      <w:proofErr w:type="gramStart"/>
+      <w:r>
+        <w:t>Account</w:t>
       </w:r>
       <w:r>
         <w:rPr>
           <w:spacing w:val="52"/>
           <w:w w:val="150"/>
         </w:rPr>
-        <w:t xml:space="preserve"> </w:t>
-      </w:r>
-      <w:r>
-        <w:t>No.:</w:t>
+        <w:t xml:space="preserve">  </w:t>
+      </w:r>
+      <w:r>
+        <w:t>No.</w:t>
+      </w:r>
+      <w:proofErr w:type="gramEnd"/>
+      <w:r>
+        <w:t>:</w:t>
       </w:r>
       <w:r>
         <w:rPr>
           <w:spacing w:val="53"/>
           <w:w w:val="150"/>
         </w:rPr>
-        <w:t xml:space="preserve"> </w:t>
+        <w:t xml:space="preserve">  </w:t>
       </w:r>
       <w:r>
         <w:rPr>
           <w:spacing w:val="-2"/>
         </w:rPr>
         <w:t>PK52FAYS3059301000006776</w:t>
-      </w:r>
-      <w:r>
-        <w:rPr>
-          <w:spacing w:val="-2"/>
-        </w:rPr>
-        <w:br/>
-        <w:t>Branch Code: Karachi</w:t>
       </w:r>
     </w:p>
     <w:p>
       <w:pPr>
         <w:pStyle w:val="BodyText"/>
         <w:spacing w:before="125"/>
+        <w:ind w:left="200"/>
       </w:pPr>
       <w:r>
         <w:rPr>
@@ -1312,7 +1299,7 @@
           </mc:Choice>
           <mc:Fallback>
             <w:pict>
-              <v:group w14:anchorId="553AEA0B" id="Group 3" o:spid="_x0000_s1026" style="width:165.4pt;height:.75pt;mso-position-horizontal-relative:char;mso-position-vertical-relative:line" coordsize="21005,95" o:gfxdata="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">
+              <v:group w14:anchorId="23546CA1" id="Group 3" o:spid="_x0000_s1026" style="width:165.4pt;height:.75pt;mso-position-horizontal-relative:char;mso-position-vertical-relative:line" coordsize="21005,95" o:gfxdata="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">
                 <v:shape id="Graphic 4" o:spid="_x0000_s1027" style="position:absolute;top:44;width:21005;height:13;visibility:visible;mso-wrap-style:square;v-text-anchor:top" coordsize="2100580,1270" o:gfxdata="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" path="m,l2100464,e" filled="f" strokeweight=".24889mm">
                   <v:path arrowok="t"/>
                 </v:shape>
@@ -1471,7 +1458,7 @@
           </mc:Choice>
           <mc:Fallback>
             <w:pict>
-              <v:shape w14:anchorId="04252E5A" id="Graphic 5" o:spid="_x0000_s1026" style="position:absolute;margin-left:3.4pt;margin-top:755.7pt;width:605.05pt;height:36.3pt;z-index:15729664;visibility:visible;mso-wrap-style:square;mso-wrap-distance-left:0;mso-wrap-distance-top:0;mso-wrap-distance-right:0;mso-wrap-distance-bottom:0;mso-position-horizontal:absolute;mso-position-horizontal-relative:page;mso-position-vertical:absolute;mso-position-vertical-relative:page;v-text-anchor:top" coordsize="7684134,461009" o:gfxdata="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" path="m7683690,460734l,460734,,,7683690,r,460734xe" fillcolor="#e1c470" stroked="f">
+              <v:shape w14:anchorId="14C28A12" id="Graphic 5" o:spid="_x0000_s1026" style="position:absolute;margin-left:3.4pt;margin-top:755.7pt;width:605.05pt;height:36.3pt;z-index:15729664;visibility:visible;mso-wrap-style:square;mso-wrap-distance-left:0;mso-wrap-distance-top:0;mso-wrap-distance-right:0;mso-wrap-distance-bottom:0;mso-position-horizontal:absolute;mso-position-horizontal-relative:page;mso-position-vertical:absolute;mso-position-vertical-relative:page;v-text-anchor:top" coordsize="7684134,461009" o:gfxdata="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" path="m7683690,460734l,460734,,,7683690,r,460734xe" fillcolor="#e1c470" stroked="f">
                 <v:path arrowok="t"/>
                 <w10:wrap anchorx="page" anchory="page"/>
               </v:shape>
@@ -1479,6 +1466,16 @@
           </mc:Fallback>
         </mc:AlternateContent>
       </w:r>
+    </w:p>
+    <w:p>
+      <w:pPr>
+        <w:pStyle w:val="BodyText"/>
+        <w:rPr>
+          <w:rFonts w:ascii="Tahoma"/>
+          <w:b/>
+          <w:sz w:val="28"/>
+        </w:rPr>
+      </w:pPr>
     </w:p>
     <w:p>
       <w:pPr>
@@ -2074,22 +2071,6 @@
       <w:rFonts w:ascii="Tahoma" w:eastAsia="Tahoma" w:hAnsi="Tahoma" w:cs="Tahoma"/>
     </w:rPr>
   </w:style>
-  <w:style w:type="table" w:styleId="TableGrid">
-    <w:name w:val="Table Grid"/>
-    <w:basedOn w:val="TableNormal"/>
-    <w:uiPriority w:val="39"/>
-    <w:rsid w:val="00236896"/>
-    <w:tblPr>
-      <w:tblBorders>
-        <w:top w:val="single" w:sz="4" w:space="0" w:color="auto"/>
-        <w:left w:val="single" w:sz="4" w:space="0" w:color="auto"/>
-        <w:bottom w:val="single" w:sz="4" w:space="0" w:color="auto"/>
-        <w:right w:val="single" w:sz="4" w:space="0" w:color="auto"/>
-        <w:insideH w:val="single" w:sz="4" w:space="0" w:color="auto"/>
-        <w:insideV w:val="single" w:sz="4" w:space="0" w:color="auto"/>
-      </w:tblBorders>
-    </w:tblPr>
-  </w:style>
 </w:styles>
 </file>
 
